--- a/backend-exhibits/Google My Drive -Google My Drive  standard included.docx
+++ b/backend-exhibits/Google My Drive -Google My Drive  standard included.docx
@@ -39,14 +39,14 @@
               <w:ind w:left="52"/>
               <w:jc w:val="center"/>
               <w:rPr>
-                <w:rFonts w:ascii="Arial" w:hAnsi="Arial" w:cs="Arial"/>
-                <w:sz w:val="21"/>
-                <w:szCs w:val="21"/>
-              </w:rPr>
-            </w:pPr>
-            <w:r>
-              <w:rPr>
-                <w:rFonts w:ascii="Arial" w:eastAsia="Arial" w:hAnsi="Arial" w:cs="Arial"/>
+                <w:rFonts w:ascii="Arial" w:hAnsi="Arial" w:cs="Arial" w:eastAsia="Arial"/>
+                <w:sz w:val="21"/>
+                <w:szCs w:val="21"/>
+              </w:rPr>
+            </w:pPr>
+            <w:r>
+              <w:rPr>
+                <w:rFonts w:ascii="Arial" w:hAnsi="Arial" w:cs="Arial" w:eastAsia="Arial"/>
                 <w:b/>
                 <w:sz w:val="21"/>
                 <w:szCs w:val="21"/>
@@ -55,7 +55,7 @@
             </w:r>
             <w:r>
               <w:rPr>
-                <w:rFonts w:ascii="Arial" w:eastAsia="Arial" w:hAnsi="Arial" w:cs="Arial"/>
+                <w:rFonts w:ascii="Arial" w:hAnsi="Arial" w:cs="Arial" w:eastAsia="Arial"/>
                 <w:b/>
                 <w:sz w:val="21"/>
                 <w:szCs w:val="21"/>
@@ -64,7 +64,7 @@
             </w:r>
             <w:r>
               <w:rPr>
-                <w:rFonts w:ascii="Arial" w:eastAsia="Arial" w:hAnsi="Arial" w:cs="Arial"/>
+                <w:rFonts w:ascii="Arial" w:hAnsi="Arial" w:cs="Arial" w:eastAsia="Arial"/>
                 <w:b/>
                 <w:sz w:val="21"/>
                 <w:szCs w:val="21"/>
@@ -92,16 +92,16 @@
             <w:pPr>
               <w:ind w:left="3"/>
               <w:rPr>
-                <w:rFonts w:ascii="Arial" w:hAnsi="Arial" w:cs="Arial"/>
-                <w:b/>
-                <w:bCs/>
-                <w:sz w:val="21"/>
-                <w:szCs w:val="21"/>
-              </w:rPr>
-            </w:pPr>
-            <w:r>
-              <w:rPr>
-                <w:rFonts w:ascii="Arial" w:hAnsi="Arial" w:cs="Arial"/>
+                <w:rFonts w:ascii="Arial" w:hAnsi="Arial" w:cs="Arial" w:eastAsia="Arial"/>
+                <w:b/>
+                <w:bCs/>
+                <w:sz w:val="21"/>
+                <w:szCs w:val="21"/>
+              </w:rPr>
+            </w:pPr>
+            <w:r>
+              <w:rPr>
+                <w:rFonts w:ascii="Arial" w:hAnsi="Arial" w:cs="Arial" w:eastAsia="Arial"/>
                 <w:b/>
                 <w:bCs/>
                 <w:sz w:val="21"/>
@@ -124,14 +124,14 @@
           <w:p>
             <w:pPr>
               <w:rPr>
-                <w:rFonts w:ascii="Arial" w:hAnsi="Arial" w:cs="Arial"/>
-                <w:sz w:val="21"/>
-                <w:szCs w:val="21"/>
-              </w:rPr>
-            </w:pPr>
-            <w:r>
-              <w:rPr>
-                <w:rFonts w:ascii="Arial" w:hAnsi="Arial" w:cs="Arial"/>
+                <w:rFonts w:ascii="Arial" w:hAnsi="Arial" w:cs="Arial" w:eastAsia="Arial"/>
+                <w:sz w:val="21"/>
+                <w:szCs w:val="21"/>
+              </w:rPr>
+            </w:pPr>
+            <w:r>
+              <w:rPr>
+                <w:rFonts w:ascii="Arial" w:hAnsi="Arial" w:cs="Arial" w:eastAsia="Arial"/>
                 <w:sz w:val="21"/>
                 <w:szCs w:val="21"/>
               </w:rPr>
@@ -139,7 +139,7 @@
             </w:r>
             <w:r>
               <w:rPr>
-                <w:rFonts w:ascii="Arial" w:hAnsi="Arial" w:cs="Arial"/>
+                <w:rFonts w:ascii="Arial" w:hAnsi="Arial" w:cs="Arial" w:eastAsia="Arial"/>
                 <w:sz w:val="21"/>
                 <w:szCs w:val="21"/>
               </w:rPr>
@@ -166,16 +166,16 @@
             <w:pPr>
               <w:ind w:left="3"/>
               <w:rPr>
-                <w:rFonts w:ascii="Arial" w:hAnsi="Arial" w:cs="Arial"/>
-                <w:b/>
-                <w:bCs/>
-                <w:sz w:val="21"/>
-                <w:szCs w:val="21"/>
-              </w:rPr>
-            </w:pPr>
-            <w:r>
-              <w:rPr>
-                <w:rFonts w:ascii="Arial" w:hAnsi="Arial" w:cs="Arial"/>
+                <w:rFonts w:ascii="Arial" w:hAnsi="Arial" w:cs="Arial" w:eastAsia="Arial"/>
+                <w:b/>
+                <w:bCs/>
+                <w:sz w:val="21"/>
+                <w:szCs w:val="21"/>
+              </w:rPr>
+            </w:pPr>
+            <w:r>
+              <w:rPr>
+                <w:rFonts w:ascii="Arial" w:hAnsi="Arial" w:cs="Arial" w:eastAsia="Arial"/>
                 <w:b/>
                 <w:bCs/>
                 <w:sz w:val="21"/>
@@ -199,14 +199,14 @@
             <w:pPr>
               <w:spacing w:line="240" w:lineRule="auto"/>
               <w:rPr>
-                <w:rFonts w:ascii="Arial" w:eastAsia="Times New Roman" w:hAnsi="Arial" w:cs="Arial"/>
-                <w:sz w:val="21"/>
-                <w:szCs w:val="21"/>
-              </w:rPr>
-            </w:pPr>
-            <w:r>
-              <w:rPr>
-                <w:rFonts w:ascii="Arial" w:hAnsi="Arial" w:cs="Arial"/>
+                <w:rFonts w:ascii="Arial" w:hAnsi="Arial" w:cs="Arial" w:eastAsia="Arial"/>
+                <w:sz w:val="21"/>
+                <w:szCs w:val="21"/>
+              </w:rPr>
+            </w:pPr>
+            <w:r>
+              <w:rPr>
+                <w:rFonts w:ascii="Arial" w:hAnsi="Arial" w:cs="Arial" w:eastAsia="Arial"/>
                 <w:sz w:val="21"/>
                 <w:szCs w:val="21"/>
               </w:rPr>
@@ -216,7 +216,7 @@
           <w:p>
             <w:pPr>
               <w:rPr>
-                <w:rFonts w:ascii="Arial" w:hAnsi="Arial" w:cs="Arial"/>
+                <w:rFonts w:ascii="Arial" w:hAnsi="Arial" w:cs="Arial" w:eastAsia="Arial"/>
                 <w:sz w:val="21"/>
                 <w:szCs w:val="21"/>
               </w:rPr>
@@ -242,16 +242,16 @@
             <w:pPr>
               <w:ind w:left="3"/>
               <w:rPr>
-                <w:rFonts w:ascii="Arial" w:hAnsi="Arial" w:cs="Arial"/>
-                <w:b/>
-                <w:bCs/>
-                <w:sz w:val="21"/>
-                <w:szCs w:val="21"/>
-              </w:rPr>
-            </w:pPr>
-            <w:r>
-              <w:rPr>
-                <w:rFonts w:ascii="Arial" w:hAnsi="Arial" w:cs="Arial"/>
+                <w:rFonts w:ascii="Arial" w:hAnsi="Arial" w:cs="Arial" w:eastAsia="Arial"/>
+                <w:b/>
+                <w:bCs/>
+                <w:sz w:val="21"/>
+                <w:szCs w:val="21"/>
+              </w:rPr>
+            </w:pPr>
+            <w:r>
+              <w:rPr>
+                <w:rFonts w:ascii="Arial" w:hAnsi="Arial" w:cs="Arial" w:eastAsia="Arial"/>
                 <w:b/>
                 <w:bCs/>
                 <w:sz w:val="21"/>
@@ -274,14 +274,14 @@
           <w:p>
             <w:pPr>
               <w:rPr>
-                <w:rFonts w:ascii="Arial" w:hAnsi="Arial" w:cs="Arial"/>
-                <w:sz w:val="21"/>
-                <w:szCs w:val="21"/>
-              </w:rPr>
-            </w:pPr>
-            <w:r>
-              <w:rPr>
-                <w:rFonts w:ascii="Arial" w:hAnsi="Arial" w:cs="Arial"/>
+                <w:rFonts w:ascii="Arial" w:hAnsi="Arial" w:cs="Arial" w:eastAsia="Arial"/>
+                <w:sz w:val="21"/>
+                <w:szCs w:val="21"/>
+              </w:rPr>
+            </w:pPr>
+            <w:r>
+              <w:rPr>
+                <w:rFonts w:ascii="Arial" w:hAnsi="Arial" w:cs="Arial" w:eastAsia="Arial"/>
                 <w:sz w:val="21"/>
                 <w:szCs w:val="21"/>
               </w:rPr>
@@ -308,16 +308,16 @@
             <w:pPr>
               <w:ind w:left="3"/>
               <w:rPr>
-                <w:rFonts w:ascii="Arial" w:hAnsi="Arial" w:cs="Arial"/>
-                <w:b/>
-                <w:bCs/>
-                <w:sz w:val="21"/>
-                <w:szCs w:val="21"/>
-              </w:rPr>
-            </w:pPr>
-            <w:r>
-              <w:rPr>
-                <w:rFonts w:ascii="Arial" w:hAnsi="Arial" w:cs="Arial"/>
+                <w:rFonts w:ascii="Arial" w:hAnsi="Arial" w:cs="Arial" w:eastAsia="Arial"/>
+                <w:b/>
+                <w:bCs/>
+                <w:sz w:val="21"/>
+                <w:szCs w:val="21"/>
+              </w:rPr>
+            </w:pPr>
+            <w:r>
+              <w:rPr>
+                <w:rFonts w:ascii="Arial" w:hAnsi="Arial" w:cs="Arial" w:eastAsia="Arial"/>
                 <w:b/>
                 <w:bCs/>
                 <w:sz w:val="21"/>
@@ -340,14 +340,14 @@
           <w:p>
             <w:pPr>
               <w:rPr>
-                <w:rFonts w:ascii="Arial" w:hAnsi="Arial" w:cs="Arial"/>
-                <w:sz w:val="21"/>
-                <w:szCs w:val="21"/>
-              </w:rPr>
-            </w:pPr>
-            <w:r>
-              <w:rPr>
-                <w:rFonts w:ascii="Arial" w:hAnsi="Arial" w:cs="Arial"/>
+                <w:rFonts w:ascii="Arial" w:hAnsi="Arial" w:cs="Arial" w:eastAsia="Arial"/>
+                <w:sz w:val="21"/>
+                <w:szCs w:val="21"/>
+              </w:rPr>
+            </w:pPr>
+            <w:r>
+              <w:rPr>
+                <w:rFonts w:ascii="Arial" w:hAnsi="Arial" w:cs="Arial" w:eastAsia="Arial"/>
                 <w:sz w:val="21"/>
                 <w:szCs w:val="21"/>
               </w:rPr>
@@ -374,16 +374,16 @@
             <w:pPr>
               <w:ind w:left="3"/>
               <w:rPr>
-                <w:rFonts w:ascii="Arial" w:hAnsi="Arial" w:cs="Arial"/>
-                <w:b/>
-                <w:bCs/>
-                <w:sz w:val="21"/>
-                <w:szCs w:val="21"/>
-              </w:rPr>
-            </w:pPr>
-            <w:r>
-              <w:rPr>
-                <w:rFonts w:ascii="Arial" w:hAnsi="Arial" w:cs="Arial"/>
+                <w:rFonts w:ascii="Arial" w:hAnsi="Arial" w:cs="Arial" w:eastAsia="Arial"/>
+                <w:b/>
+                <w:bCs/>
+                <w:sz w:val="21"/>
+                <w:szCs w:val="21"/>
+              </w:rPr>
+            </w:pPr>
+            <w:r>
+              <w:rPr>
+                <w:rFonts w:ascii="Arial" w:hAnsi="Arial" w:cs="Arial" w:eastAsia="Arial"/>
                 <w:b/>
                 <w:bCs/>
                 <w:sz w:val="21"/>
@@ -406,7 +406,7 @@
           <w:p>
             <w:pPr>
               <w:rPr>
-                <w:rFonts w:ascii="Arial" w:hAnsi="Arial" w:cs="Arial"/>
+                <w:rFonts w:ascii="Arial" w:hAnsi="Arial" w:cs="Arial" w:eastAsia="Arial"/>
                 <w:sz w:val="21"/>
                 <w:szCs w:val="21"/>
               </w:rPr>
@@ -414,7 +414,7 @@
             <w:proofErr w:type="spellStart"/>
             <w:r>
               <w:rPr>
-                <w:rFonts w:ascii="Arial" w:hAnsi="Arial" w:cs="Arial"/>
+                <w:rFonts w:ascii="Arial" w:hAnsi="Arial" w:cs="Arial" w:eastAsia="Arial"/>
                 <w:sz w:val="21"/>
                 <w:szCs w:val="21"/>
               </w:rPr>
@@ -423,7 +423,7 @@
             <w:proofErr w:type="spellEnd"/>
             <w:r>
               <w:rPr>
-                <w:rFonts w:ascii="Arial" w:hAnsi="Arial" w:cs="Arial"/>
+                <w:rFonts w:ascii="Arial" w:hAnsi="Arial" w:cs="Arial" w:eastAsia="Arial"/>
                 <w:sz w:val="21"/>
                 <w:szCs w:val="21"/>
               </w:rPr>
@@ -450,16 +450,16 @@
             <w:pPr>
               <w:ind w:left="3"/>
               <w:rPr>
-                <w:rFonts w:ascii="Arial" w:hAnsi="Arial" w:cs="Arial"/>
-                <w:b/>
-                <w:bCs/>
-                <w:sz w:val="21"/>
-                <w:szCs w:val="21"/>
-              </w:rPr>
-            </w:pPr>
-            <w:r>
-              <w:rPr>
-                <w:rFonts w:ascii="Arial" w:hAnsi="Arial" w:cs="Arial"/>
+                <w:rFonts w:ascii="Arial" w:hAnsi="Arial" w:cs="Arial" w:eastAsia="Arial"/>
+                <w:b/>
+                <w:bCs/>
+                <w:sz w:val="21"/>
+                <w:szCs w:val="21"/>
+              </w:rPr>
+            </w:pPr>
+            <w:r>
+              <w:rPr>
+                <w:rFonts w:ascii="Arial" w:hAnsi="Arial" w:cs="Arial" w:eastAsia="Arial"/>
                 <w:b/>
                 <w:bCs/>
                 <w:sz w:val="21"/>
@@ -482,7 +482,7 @@
           <w:p>
             <w:pPr>
               <w:rPr>
-                <w:rFonts w:ascii="Arial" w:hAnsi="Arial" w:cs="Arial"/>
+                <w:rFonts w:ascii="Arial" w:hAnsi="Arial" w:cs="Arial" w:eastAsia="Arial"/>
                 <w:sz w:val="21"/>
                 <w:szCs w:val="21"/>
               </w:rPr>
@@ -490,7 +490,7 @@
             <w:proofErr w:type="spellStart"/>
             <w:r>
               <w:rPr>
-                <w:rFonts w:ascii="Arial" w:hAnsi="Arial" w:cs="Arial"/>
+                <w:rFonts w:ascii="Arial" w:hAnsi="Arial" w:cs="Arial" w:eastAsia="Arial"/>
                 <w:sz w:val="21"/>
                 <w:szCs w:val="21"/>
               </w:rPr>
@@ -499,7 +499,7 @@
             <w:proofErr w:type="spellEnd"/>
             <w:r>
               <w:rPr>
-                <w:rFonts w:ascii="Arial" w:hAnsi="Arial" w:cs="Arial"/>
+                <w:rFonts w:ascii="Arial" w:hAnsi="Arial" w:cs="Arial" w:eastAsia="Arial"/>
                 <w:sz w:val="21"/>
                 <w:szCs w:val="21"/>
               </w:rPr>
@@ -526,16 +526,16 @@
             <w:pPr>
               <w:ind w:left="3"/>
               <w:rPr>
-                <w:rFonts w:ascii="Arial" w:hAnsi="Arial" w:cs="Arial"/>
-                <w:b/>
-                <w:bCs/>
-                <w:sz w:val="21"/>
-                <w:szCs w:val="21"/>
-              </w:rPr>
-            </w:pPr>
-            <w:r>
-              <w:rPr>
-                <w:rFonts w:ascii="Arial" w:hAnsi="Arial" w:cs="Arial"/>
+                <w:rFonts w:ascii="Arial" w:hAnsi="Arial" w:cs="Arial" w:eastAsia="Arial"/>
+                <w:b/>
+                <w:bCs/>
+                <w:sz w:val="21"/>
+                <w:szCs w:val="21"/>
+              </w:rPr>
+            </w:pPr>
+            <w:r>
+              <w:rPr>
+                <w:rFonts w:ascii="Arial" w:hAnsi="Arial" w:cs="Arial" w:eastAsia="Arial"/>
                 <w:b/>
                 <w:bCs/>
                 <w:sz w:val="21"/>
@@ -558,7 +558,7 @@
           <w:p>
             <w:pPr>
               <w:rPr>
-                <w:rFonts w:ascii="Arial" w:hAnsi="Arial" w:cs="Arial"/>
+                <w:rFonts w:ascii="Arial" w:hAnsi="Arial" w:cs="Arial" w:eastAsia="Arial"/>
                 <w:sz w:val="21"/>
                 <w:szCs w:val="21"/>
               </w:rPr>
@@ -566,7 +566,7 @@
             <w:proofErr w:type="spellStart"/>
             <w:r>
               <w:rPr>
-                <w:rFonts w:ascii="Arial" w:hAnsi="Arial" w:cs="Arial"/>
+                <w:rFonts w:ascii="Arial" w:hAnsi="Arial" w:cs="Arial" w:eastAsia="Arial"/>
                 <w:sz w:val="21"/>
                 <w:szCs w:val="21"/>
               </w:rPr>
@@ -575,7 +575,7 @@
             <w:proofErr w:type="spellEnd"/>
             <w:r>
               <w:rPr>
-                <w:rFonts w:ascii="Arial" w:hAnsi="Arial" w:cs="Arial"/>
+                <w:rFonts w:ascii="Arial" w:hAnsi="Arial" w:cs="Arial" w:eastAsia="Arial"/>
                 <w:sz w:val="21"/>
                 <w:szCs w:val="21"/>
               </w:rPr>
@@ -602,16 +602,16 @@
             <w:pPr>
               <w:ind w:left="3"/>
               <w:rPr>
-                <w:rFonts w:ascii="Arial" w:hAnsi="Arial" w:cs="Arial"/>
-                <w:b/>
-                <w:bCs/>
-                <w:sz w:val="21"/>
-                <w:szCs w:val="21"/>
-              </w:rPr>
-            </w:pPr>
-            <w:r>
-              <w:rPr>
-                <w:rFonts w:ascii="Arial" w:hAnsi="Arial" w:cs="Arial"/>
+                <w:rFonts w:ascii="Arial" w:hAnsi="Arial" w:cs="Arial" w:eastAsia="Arial"/>
+                <w:b/>
+                <w:bCs/>
+                <w:sz w:val="21"/>
+                <w:szCs w:val="21"/>
+              </w:rPr>
+            </w:pPr>
+            <w:r>
+              <w:rPr>
+                <w:rFonts w:ascii="Arial" w:hAnsi="Arial" w:cs="Arial" w:eastAsia="Arial"/>
                 <w:b/>
                 <w:bCs/>
                 <w:sz w:val="21"/>
@@ -634,7 +634,7 @@
           <w:p>
             <w:pPr>
               <w:rPr>
-                <w:rFonts w:ascii="Arial" w:hAnsi="Arial" w:cs="Arial"/>
+                <w:rFonts w:ascii="Arial" w:hAnsi="Arial" w:cs="Arial" w:eastAsia="Arial"/>
                 <w:sz w:val="21"/>
                 <w:szCs w:val="21"/>
               </w:rPr>
@@ -642,7 +642,7 @@
             <w:proofErr w:type="spellStart"/>
             <w:r>
               <w:rPr>
-                <w:rFonts w:ascii="Arial" w:hAnsi="Arial" w:cs="Arial"/>
+                <w:rFonts w:ascii="Arial" w:hAnsi="Arial" w:cs="Arial" w:eastAsia="Arial"/>
                 <w:sz w:val="21"/>
                 <w:szCs w:val="21"/>
               </w:rPr>
@@ -651,7 +651,7 @@
             <w:proofErr w:type="spellEnd"/>
             <w:r>
               <w:rPr>
-                <w:rFonts w:ascii="Arial" w:hAnsi="Arial" w:cs="Arial"/>
+                <w:rFonts w:ascii="Arial" w:hAnsi="Arial" w:cs="Arial" w:eastAsia="Arial"/>
                 <w:sz w:val="21"/>
                 <w:szCs w:val="21"/>
               </w:rPr>
@@ -678,16 +678,16 @@
             <w:pPr>
               <w:ind w:left="3"/>
               <w:rPr>
-                <w:rFonts w:ascii="Arial" w:hAnsi="Arial" w:cs="Arial"/>
-                <w:b/>
-                <w:bCs/>
-                <w:sz w:val="21"/>
-                <w:szCs w:val="21"/>
-              </w:rPr>
-            </w:pPr>
-            <w:r>
-              <w:rPr>
-                <w:rFonts w:ascii="Arial" w:hAnsi="Arial" w:cs="Arial"/>
+                <w:rFonts w:ascii="Arial" w:hAnsi="Arial" w:cs="Arial" w:eastAsia="Arial"/>
+                <w:b/>
+                <w:bCs/>
+                <w:sz w:val="21"/>
+                <w:szCs w:val="21"/>
+              </w:rPr>
+            </w:pPr>
+            <w:r>
+              <w:rPr>
+                <w:rFonts w:ascii="Arial" w:hAnsi="Arial" w:cs="Arial" w:eastAsia="Arial"/>
                 <w:b/>
                 <w:bCs/>
                 <w:sz w:val="21"/>
@@ -710,7 +710,7 @@
           <w:p>
             <w:pPr>
               <w:rPr>
-                <w:rFonts w:ascii="Arial" w:hAnsi="Arial" w:cs="Arial"/>
+                <w:rFonts w:ascii="Arial" w:hAnsi="Arial" w:cs="Arial" w:eastAsia="Arial"/>
                 <w:sz w:val="21"/>
                 <w:szCs w:val="21"/>
               </w:rPr>
@@ -718,7 +718,7 @@
             <w:proofErr w:type="spellStart"/>
             <w:r>
               <w:rPr>
-                <w:rFonts w:ascii="Arial" w:hAnsi="Arial" w:cs="Arial"/>
+                <w:rFonts w:ascii="Arial" w:hAnsi="Arial" w:cs="Arial" w:eastAsia="Arial"/>
                 <w:sz w:val="21"/>
                 <w:szCs w:val="21"/>
               </w:rPr>
@@ -727,7 +727,7 @@
             <w:proofErr w:type="spellEnd"/>
             <w:r>
               <w:rPr>
-                <w:rFonts w:ascii="Arial" w:hAnsi="Arial" w:cs="Arial"/>
+                <w:rFonts w:ascii="Arial" w:hAnsi="Arial" w:cs="Arial" w:eastAsia="Arial"/>
                 <w:sz w:val="21"/>
                 <w:szCs w:val="21"/>
               </w:rPr>
@@ -736,7 +736,7 @@
             <w:proofErr w:type="gramStart"/>
             <w:r>
               <w:rPr>
-                <w:rFonts w:ascii="Arial" w:hAnsi="Arial" w:cs="Arial"/>
+                <w:rFonts w:ascii="Arial" w:hAnsi="Arial" w:cs="Arial" w:eastAsia="Arial"/>
                 <w:sz w:val="21"/>
                 <w:szCs w:val="21"/>
               </w:rPr>
@@ -745,7 +745,7 @@
             <w:proofErr w:type="gramEnd"/>
             <w:r>
               <w:rPr>
-                <w:rFonts w:ascii="Arial" w:hAnsi="Arial" w:cs="Arial"/>
+                <w:rFonts w:ascii="Arial" w:hAnsi="Arial" w:cs="Arial" w:eastAsia="Arial"/>
                 <w:sz w:val="21"/>
                 <w:szCs w:val="21"/>
               </w:rPr>
@@ -772,16 +772,16 @@
             <w:pPr>
               <w:ind w:left="3"/>
               <w:rPr>
-                <w:rFonts w:ascii="Arial" w:hAnsi="Arial" w:cs="Arial"/>
-                <w:b/>
-                <w:bCs/>
-                <w:sz w:val="21"/>
-                <w:szCs w:val="21"/>
-              </w:rPr>
-            </w:pPr>
-            <w:r>
-              <w:rPr>
-                <w:rFonts w:ascii="Arial" w:hAnsi="Arial" w:cs="Arial"/>
+                <w:rFonts w:ascii="Arial" w:hAnsi="Arial" w:cs="Arial" w:eastAsia="Arial"/>
+                <w:b/>
+                <w:bCs/>
+                <w:sz w:val="21"/>
+                <w:szCs w:val="21"/>
+              </w:rPr>
+            </w:pPr>
+            <w:r>
+              <w:rPr>
+                <w:rFonts w:ascii="Arial" w:hAnsi="Arial" w:cs="Arial" w:eastAsia="Arial"/>
                 <w:b/>
                 <w:bCs/>
                 <w:sz w:val="21"/>
@@ -804,7 +804,7 @@
           <w:p>
             <w:pPr>
               <w:rPr>
-                <w:rFonts w:ascii="Arial" w:hAnsi="Arial" w:cs="Arial"/>
+                <w:rFonts w:ascii="Arial" w:hAnsi="Arial" w:cs="Arial" w:eastAsia="Arial"/>
                 <w:sz w:val="21"/>
                 <w:szCs w:val="21"/>
               </w:rPr>
@@ -812,7 +812,7 @@
             <w:proofErr w:type="spellStart"/>
             <w:r>
               <w:rPr>
-                <w:rFonts w:ascii="Arial" w:hAnsi="Arial" w:cs="Arial"/>
+                <w:rFonts w:ascii="Arial" w:hAnsi="Arial" w:cs="Arial" w:eastAsia="Arial"/>
                 <w:sz w:val="21"/>
                 <w:szCs w:val="21"/>
               </w:rPr>
@@ -821,7 +821,7 @@
             <w:proofErr w:type="spellEnd"/>
             <w:r>
               <w:rPr>
-                <w:rFonts w:ascii="Arial" w:hAnsi="Arial" w:cs="Arial"/>
+                <w:rFonts w:ascii="Arial" w:hAnsi="Arial" w:cs="Arial" w:eastAsia="Arial"/>
                 <w:sz w:val="21"/>
                 <w:szCs w:val="21"/>
               </w:rPr>
@@ -848,16 +848,16 @@
             <w:pPr>
               <w:ind w:left="3"/>
               <w:rPr>
-                <w:rFonts w:ascii="Arial" w:hAnsi="Arial" w:cs="Arial"/>
-                <w:b/>
-                <w:bCs/>
-                <w:sz w:val="21"/>
-                <w:szCs w:val="21"/>
-              </w:rPr>
-            </w:pPr>
-            <w:r>
-              <w:rPr>
-                <w:rFonts w:ascii="Arial" w:hAnsi="Arial" w:cs="Arial"/>
+                <w:rFonts w:ascii="Arial" w:hAnsi="Arial" w:cs="Arial" w:eastAsia="Arial"/>
+                <w:b/>
+                <w:bCs/>
+                <w:sz w:val="21"/>
+                <w:szCs w:val="21"/>
+              </w:rPr>
+            </w:pPr>
+            <w:r>
+              <w:rPr>
+                <w:rFonts w:ascii="Arial" w:hAnsi="Arial" w:cs="Arial" w:eastAsia="Arial"/>
                 <w:b/>
                 <w:bCs/>
                 <w:sz w:val="21"/>
@@ -880,14 +880,14 @@
           <w:p>
             <w:pPr>
               <w:rPr>
-                <w:rFonts w:ascii="Arial" w:hAnsi="Arial" w:cs="Arial"/>
-                <w:sz w:val="21"/>
-                <w:szCs w:val="21"/>
-              </w:rPr>
-            </w:pPr>
-            <w:r>
-              <w:rPr>
-                <w:rFonts w:ascii="Arial" w:hAnsi="Arial" w:cs="Arial"/>
+                <w:rFonts w:ascii="Arial" w:hAnsi="Arial" w:cs="Arial" w:eastAsia="Arial"/>
+                <w:sz w:val="21"/>
+                <w:szCs w:val="21"/>
+              </w:rPr>
+            </w:pPr>
+            <w:r>
+              <w:rPr>
+                <w:rFonts w:ascii="Arial" w:hAnsi="Arial" w:cs="Arial" w:eastAsia="Arial"/>
                 <w:sz w:val="21"/>
                 <w:szCs w:val="21"/>
               </w:rPr>
@@ -914,16 +914,16 @@
             <w:pPr>
               <w:ind w:left="3"/>
               <w:rPr>
-                <w:rFonts w:ascii="Arial" w:hAnsi="Arial" w:cs="Arial"/>
-                <w:b/>
-                <w:bCs/>
-                <w:sz w:val="21"/>
-                <w:szCs w:val="21"/>
-              </w:rPr>
-            </w:pPr>
-            <w:r>
-              <w:rPr>
-                <w:rFonts w:ascii="Arial" w:hAnsi="Arial" w:cs="Arial"/>
+                <w:rFonts w:ascii="Arial" w:hAnsi="Arial" w:cs="Arial" w:eastAsia="Arial"/>
+                <w:b/>
+                <w:bCs/>
+                <w:sz w:val="21"/>
+                <w:szCs w:val="21"/>
+              </w:rPr>
+            </w:pPr>
+            <w:r>
+              <w:rPr>
+                <w:rFonts w:ascii="Arial" w:hAnsi="Arial" w:cs="Arial" w:eastAsia="Arial"/>
                 <w:b/>
                 <w:bCs/>
                 <w:sz w:val="21"/>
@@ -947,14 +947,14 @@
             <w:pPr>
               <w:spacing w:line="240" w:lineRule="auto"/>
               <w:rPr>
-                <w:rFonts w:ascii="Arial" w:eastAsia="Times New Roman" w:hAnsi="Arial" w:cs="Arial"/>
-                <w:sz w:val="21"/>
-                <w:szCs w:val="21"/>
-              </w:rPr>
-            </w:pPr>
-            <w:r>
-              <w:rPr>
-                <w:rFonts w:ascii="Arial" w:hAnsi="Arial" w:cs="Arial"/>
+                <w:rFonts w:ascii="Arial" w:hAnsi="Arial" w:cs="Arial" w:eastAsia="Arial"/>
+                <w:sz w:val="21"/>
+                <w:szCs w:val="21"/>
+              </w:rPr>
+            </w:pPr>
+            <w:r>
+              <w:rPr>
+                <w:rFonts w:ascii="Arial" w:hAnsi="Arial" w:cs="Arial" w:eastAsia="Arial"/>
                 <w:sz w:val="21"/>
                 <w:szCs w:val="21"/>
               </w:rPr>
@@ -964,7 +964,7 @@
           <w:p>
             <w:pPr>
               <w:rPr>
-                <w:rFonts w:ascii="Arial" w:hAnsi="Arial" w:cs="Arial"/>
+                <w:rFonts w:ascii="Arial" w:hAnsi="Arial" w:cs="Arial" w:eastAsia="Arial"/>
                 <w:sz w:val="21"/>
                 <w:szCs w:val="21"/>
               </w:rPr>
@@ -990,16 +990,16 @@
             <w:pPr>
               <w:ind w:left="3"/>
               <w:rPr>
-                <w:rFonts w:ascii="Arial" w:hAnsi="Arial" w:cs="Arial"/>
-                <w:b/>
-                <w:bCs/>
-                <w:sz w:val="21"/>
-                <w:szCs w:val="21"/>
-              </w:rPr>
-            </w:pPr>
-            <w:r>
-              <w:rPr>
-                <w:rFonts w:ascii="Arial" w:hAnsi="Arial" w:cs="Arial"/>
+                <w:rFonts w:ascii="Arial" w:hAnsi="Arial" w:cs="Arial" w:eastAsia="Arial"/>
+                <w:b/>
+                <w:bCs/>
+                <w:sz w:val="21"/>
+                <w:szCs w:val="21"/>
+              </w:rPr>
+            </w:pPr>
+            <w:r>
+              <w:rPr>
+                <w:rFonts w:ascii="Arial" w:hAnsi="Arial" w:cs="Arial" w:eastAsia="Arial"/>
                 <w:b/>
                 <w:bCs/>
                 <w:sz w:val="21"/>
@@ -1023,14 +1023,14 @@
             <w:pPr>
               <w:spacing w:line="240" w:lineRule="auto"/>
               <w:rPr>
-                <w:rFonts w:ascii="Arial" w:hAnsi="Arial" w:cs="Arial"/>
-                <w:sz w:val="21"/>
-                <w:szCs w:val="21"/>
-              </w:rPr>
-            </w:pPr>
-            <w:r>
-              <w:rPr>
-                <w:rFonts w:ascii="Arial" w:hAnsi="Arial" w:cs="Arial"/>
+                <w:rFonts w:ascii="Arial" w:hAnsi="Arial" w:cs="Arial" w:eastAsia="Arial"/>
+                <w:sz w:val="21"/>
+                <w:szCs w:val="21"/>
+              </w:rPr>
+            </w:pPr>
+            <w:r>
+              <w:rPr>
+                <w:rFonts w:ascii="Arial" w:hAnsi="Arial" w:cs="Arial" w:eastAsia="Arial"/>
                 <w:sz w:val="21"/>
                 <w:szCs w:val="21"/>
               </w:rPr>
@@ -1057,16 +1057,16 @@
             <w:pPr>
               <w:ind w:left="3"/>
               <w:rPr>
-                <w:rFonts w:ascii="Arial" w:hAnsi="Arial" w:cs="Arial"/>
-                <w:b/>
-                <w:bCs/>
-                <w:sz w:val="21"/>
-                <w:szCs w:val="21"/>
-              </w:rPr>
-            </w:pPr>
-            <w:r>
-              <w:rPr>
-                <w:rFonts w:ascii="Arial" w:hAnsi="Arial" w:cs="Arial"/>
+                <w:rFonts w:ascii="Arial" w:hAnsi="Arial" w:cs="Arial" w:eastAsia="Arial"/>
+                <w:b/>
+                <w:bCs/>
+                <w:sz w:val="21"/>
+                <w:szCs w:val="21"/>
+              </w:rPr>
+            </w:pPr>
+            <w:r>
+              <w:rPr>
+                <w:rFonts w:ascii="Arial" w:hAnsi="Arial" w:cs="Arial" w:eastAsia="Arial"/>
                 <w:b/>
                 <w:bCs/>
                 <w:sz w:val="21"/>
@@ -1090,14 +1090,14 @@
             <w:pPr>
               <w:spacing w:line="240" w:lineRule="auto"/>
               <w:rPr>
-                <w:rFonts w:ascii="Arial" w:hAnsi="Arial" w:cs="Arial"/>
-                <w:sz w:val="21"/>
-                <w:szCs w:val="21"/>
-              </w:rPr>
-            </w:pPr>
-            <w:r>
-              <w:rPr>
-                <w:rFonts w:ascii="Arial" w:hAnsi="Arial" w:cs="Arial"/>
+                <w:rFonts w:ascii="Arial" w:hAnsi="Arial" w:cs="Arial" w:eastAsia="Arial"/>
+                <w:sz w:val="21"/>
+                <w:szCs w:val="21"/>
+              </w:rPr>
+            </w:pPr>
+            <w:r>
+              <w:rPr>
+                <w:rFonts w:ascii="Arial" w:hAnsi="Arial" w:cs="Arial" w:eastAsia="Arial"/>
                 <w:sz w:val="21"/>
                 <w:szCs w:val="21"/>
               </w:rPr>
@@ -1105,7 +1105,7 @@
             </w:r>
             <w:r>
               <w:rPr>
-                <w:rFonts w:ascii="Arial" w:hAnsi="Arial" w:cs="Arial"/>
+                <w:rFonts w:ascii="Arial" w:hAnsi="Arial" w:cs="Arial" w:eastAsia="Arial"/>
                 <w:sz w:val="21"/>
                 <w:szCs w:val="21"/>
               </w:rPr>
@@ -1131,10 +1131,10 @@
   <w:docDefaults>
     <w:rPrDefault>
       <w:rPr>
-        <w:rFonts w:asciiTheme="minorHAnsi" w:eastAsiaTheme="minorHAnsi" w:hAnsiTheme="minorHAnsi" w:cstheme="minorBidi"/>
+        <w:rFonts w:ascii="Arial" w:hAnsi="Arial" w:cs="Arial" w:eastAsia="Arial"/>
         <w:kern w:val="2"/>
-        <w:sz w:val="24"/>
-        <w:szCs w:val="24"/>
+        <w:sz w:val="21"/>
+        <w:szCs w:val="21"/>
         <w:lang w:val="en-IN" w:eastAsia="en-US" w:bidi="ar-SA"/>
         <w14:ligatures w14:val="standardContextual"/>
       </w:rPr>
@@ -1531,9 +1531,9 @@
       <w:spacing w:line="259" w:lineRule="auto"/>
     </w:pPr>
     <w:rPr>
-      <w:rFonts w:ascii="Calibri" w:eastAsia="Calibri" w:hAnsi="Calibri" w:cs="Calibri"/>
+      <w:rFonts w:ascii="Arial" w:hAnsi="Arial" w:cs="Arial" w:eastAsia="Arial"/>
       <w:color w:val="000000"/>
-      <w:sz w:val="22"/>
+      <w:sz w:val="21"/>
       <w:lang w:eastAsia="en-IN"/>
     </w:rPr>
   </w:style>
@@ -1552,10 +1552,10 @@
       <w:outlineLvl w:val="0"/>
     </w:pPr>
     <w:rPr>
-      <w:rFonts w:asciiTheme="majorHAnsi" w:eastAsiaTheme="majorEastAsia" w:hAnsiTheme="majorHAnsi" w:cstheme="majorBidi"/>
+      <w:rFonts w:ascii="Arial" w:hAnsi="Arial" w:cs="Arial" w:eastAsia="Arial"/>
       <w:color w:val="0F4761" w:themeColor="accent1" w:themeShade="BF"/>
-      <w:sz w:val="40"/>
-      <w:szCs w:val="40"/>
+      <w:sz w:val="21"/>
+      <w:szCs w:val="21"/>
       <w:lang w:eastAsia="en-US"/>
     </w:rPr>
   </w:style>
@@ -1576,10 +1576,10 @@
       <w:outlineLvl w:val="1"/>
     </w:pPr>
     <w:rPr>
-      <w:rFonts w:asciiTheme="majorHAnsi" w:eastAsiaTheme="majorEastAsia" w:hAnsiTheme="majorHAnsi" w:cstheme="majorBidi"/>
+      <w:rFonts w:ascii="Arial" w:hAnsi="Arial" w:cs="Arial" w:eastAsia="Arial"/>
       <w:color w:val="0F4761" w:themeColor="accent1" w:themeShade="BF"/>
-      <w:sz w:val="32"/>
-      <w:szCs w:val="32"/>
+      <w:sz w:val="21"/>
+      <w:szCs w:val="21"/>
       <w:lang w:eastAsia="en-US"/>
     </w:rPr>
   </w:style>
@@ -1600,10 +1600,10 @@
       <w:outlineLvl w:val="2"/>
     </w:pPr>
     <w:rPr>
-      <w:rFonts w:asciiTheme="minorHAnsi" w:eastAsiaTheme="majorEastAsia" w:hAnsiTheme="minorHAnsi" w:cstheme="majorBidi"/>
+      <w:rFonts w:ascii="Arial" w:hAnsi="Arial" w:cs="Arial" w:eastAsia="Arial"/>
       <w:color w:val="0F4761" w:themeColor="accent1" w:themeShade="BF"/>
-      <w:sz w:val="28"/>
-      <w:szCs w:val="28"/>
+      <w:sz w:val="21"/>
+      <w:szCs w:val="21"/>
       <w:lang w:eastAsia="en-US"/>
     </w:rPr>
   </w:style>
@@ -1624,11 +1624,11 @@
       <w:outlineLvl w:val="3"/>
     </w:pPr>
     <w:rPr>
-      <w:rFonts w:asciiTheme="minorHAnsi" w:eastAsiaTheme="majorEastAsia" w:hAnsiTheme="minorHAnsi" w:cstheme="majorBidi"/>
+      <w:rFonts w:ascii="Arial" w:hAnsi="Arial" w:cs="Arial" w:eastAsia="Arial"/>
       <w:i/>
       <w:iCs/>
       <w:color w:val="0F4761" w:themeColor="accent1" w:themeShade="BF"/>
-      <w:sz w:val="24"/>
+      <w:sz w:val="21"/>
       <w:lang w:eastAsia="en-US"/>
     </w:rPr>
   </w:style>
@@ -1649,9 +1649,9 @@
       <w:outlineLvl w:val="4"/>
     </w:pPr>
     <w:rPr>
-      <w:rFonts w:asciiTheme="minorHAnsi" w:eastAsiaTheme="majorEastAsia" w:hAnsiTheme="minorHAnsi" w:cstheme="majorBidi"/>
+      <w:rFonts w:ascii="Arial" w:hAnsi="Arial" w:cs="Arial" w:eastAsia="Arial"/>
       <w:color w:val="0F4761" w:themeColor="accent1" w:themeShade="BF"/>
-      <w:sz w:val="24"/>
+      <w:sz w:val="21"/>
       <w:lang w:eastAsia="en-US"/>
     </w:rPr>
   </w:style>
@@ -1672,11 +1672,11 @@
       <w:outlineLvl w:val="5"/>
     </w:pPr>
     <w:rPr>
-      <w:rFonts w:asciiTheme="minorHAnsi" w:eastAsiaTheme="majorEastAsia" w:hAnsiTheme="minorHAnsi" w:cstheme="majorBidi"/>
+      <w:rFonts w:ascii="Arial" w:hAnsi="Arial" w:cs="Arial" w:eastAsia="Arial"/>
       <w:i/>
       <w:iCs/>
       <w:color w:val="595959" w:themeColor="text1" w:themeTint="A6"/>
-      <w:sz w:val="24"/>
+      <w:sz w:val="21"/>
       <w:lang w:eastAsia="en-US"/>
     </w:rPr>
   </w:style>
@@ -1697,9 +1697,9 @@
       <w:outlineLvl w:val="6"/>
     </w:pPr>
     <w:rPr>
-      <w:rFonts w:asciiTheme="minorHAnsi" w:eastAsiaTheme="majorEastAsia" w:hAnsiTheme="minorHAnsi" w:cstheme="majorBidi"/>
+      <w:rFonts w:ascii="Arial" w:hAnsi="Arial" w:cs="Arial" w:eastAsia="Arial"/>
       <w:color w:val="595959" w:themeColor="text1" w:themeTint="A6"/>
-      <w:sz w:val="24"/>
+      <w:sz w:val="21"/>
       <w:lang w:eastAsia="en-US"/>
     </w:rPr>
   </w:style>
@@ -1720,11 +1720,11 @@
       <w:outlineLvl w:val="7"/>
     </w:pPr>
     <w:rPr>
-      <w:rFonts w:asciiTheme="minorHAnsi" w:eastAsiaTheme="majorEastAsia" w:hAnsiTheme="minorHAnsi" w:cstheme="majorBidi"/>
+      <w:rFonts w:ascii="Arial" w:hAnsi="Arial" w:cs="Arial" w:eastAsia="Arial"/>
       <w:i/>
       <w:iCs/>
       <w:color w:val="272727" w:themeColor="text1" w:themeTint="D8"/>
-      <w:sz w:val="24"/>
+      <w:sz w:val="21"/>
       <w:lang w:eastAsia="en-US"/>
     </w:rPr>
   </w:style>
@@ -1745,9 +1745,9 @@
       <w:outlineLvl w:val="8"/>
     </w:pPr>
     <w:rPr>
-      <w:rFonts w:asciiTheme="minorHAnsi" w:eastAsiaTheme="majorEastAsia" w:hAnsiTheme="minorHAnsi" w:cstheme="majorBidi"/>
+      <w:rFonts w:ascii="Arial" w:hAnsi="Arial" w:cs="Arial" w:eastAsia="Arial"/>
       <w:color w:val="272727" w:themeColor="text1" w:themeTint="D8"/>
-      <w:sz w:val="24"/>
+      <w:sz w:val="21"/>
       <w:lang w:eastAsia="en-US"/>
     </w:rPr>
   </w:style>
@@ -1784,10 +1784,10 @@
     <w:uiPriority w:val="9"/>
     <w:rsid w:val="00C44E90"/>
     <w:rPr>
-      <w:rFonts w:asciiTheme="majorHAnsi" w:eastAsiaTheme="majorEastAsia" w:hAnsiTheme="majorHAnsi" w:cstheme="majorBidi"/>
+      <w:rFonts w:ascii="Arial" w:hAnsi="Arial" w:cs="Arial" w:eastAsia="Arial"/>
       <w:color w:val="0F4761" w:themeColor="accent1" w:themeShade="BF"/>
-      <w:sz w:val="40"/>
-      <w:szCs w:val="40"/>
+      <w:sz w:val="21"/>
+      <w:szCs w:val="21"/>
     </w:rPr>
   </w:style>
   <w:style w:type="character" w:customStyle="1" w:styleId="Heading2Char">
@@ -1798,10 +1798,10 @@
     <w:semiHidden/>
     <w:rsid w:val="00C44E90"/>
     <w:rPr>
-      <w:rFonts w:asciiTheme="majorHAnsi" w:eastAsiaTheme="majorEastAsia" w:hAnsiTheme="majorHAnsi" w:cstheme="majorBidi"/>
+      <w:rFonts w:ascii="Arial" w:hAnsi="Arial" w:cs="Arial" w:eastAsia="Arial"/>
       <w:color w:val="0F4761" w:themeColor="accent1" w:themeShade="BF"/>
-      <w:sz w:val="32"/>
-      <w:szCs w:val="32"/>
+      <w:sz w:val="21"/>
+      <w:szCs w:val="21"/>
     </w:rPr>
   </w:style>
   <w:style w:type="character" w:customStyle="1" w:styleId="Heading3Char">
@@ -1812,10 +1812,10 @@
     <w:semiHidden/>
     <w:rsid w:val="00C44E90"/>
     <w:rPr>
-      <w:rFonts w:eastAsiaTheme="majorEastAsia" w:cstheme="majorBidi"/>
+      <w:rFonts w:ascii="Arial" w:hAnsi="Arial" w:cs="Arial" w:eastAsia="Arial"/>
       <w:color w:val="0F4761" w:themeColor="accent1" w:themeShade="BF"/>
-      <w:sz w:val="28"/>
-      <w:szCs w:val="28"/>
+      <w:sz w:val="21"/>
+      <w:szCs w:val="21"/>
     </w:rPr>
   </w:style>
   <w:style w:type="character" w:customStyle="1" w:styleId="Heading4Char">
@@ -1826,7 +1826,7 @@
     <w:semiHidden/>
     <w:rsid w:val="00C44E90"/>
     <w:rPr>
-      <w:rFonts w:eastAsiaTheme="majorEastAsia" w:cstheme="majorBidi"/>
+      <w:rFonts w:ascii="Arial" w:hAnsi="Arial" w:cs="Arial" w:eastAsia="Arial"/>
       <w:i/>
       <w:iCs/>
       <w:color w:val="0F4761" w:themeColor="accent1" w:themeShade="BF"/>
@@ -1840,7 +1840,7 @@
     <w:semiHidden/>
     <w:rsid w:val="00C44E90"/>
     <w:rPr>
-      <w:rFonts w:eastAsiaTheme="majorEastAsia" w:cstheme="majorBidi"/>
+      <w:rFonts w:ascii="Arial" w:hAnsi="Arial" w:cs="Arial" w:eastAsia="Arial"/>
       <w:color w:val="0F4761" w:themeColor="accent1" w:themeShade="BF"/>
     </w:rPr>
   </w:style>
@@ -1852,7 +1852,7 @@
     <w:semiHidden/>
     <w:rsid w:val="00C44E90"/>
     <w:rPr>
-      <w:rFonts w:eastAsiaTheme="majorEastAsia" w:cstheme="majorBidi"/>
+      <w:rFonts w:ascii="Arial" w:hAnsi="Arial" w:cs="Arial" w:eastAsia="Arial"/>
       <w:i/>
       <w:iCs/>
       <w:color w:val="595959" w:themeColor="text1" w:themeTint="A6"/>
@@ -1866,7 +1866,7 @@
     <w:semiHidden/>
     <w:rsid w:val="00C44E90"/>
     <w:rPr>
-      <w:rFonts w:eastAsiaTheme="majorEastAsia" w:cstheme="majorBidi"/>
+      <w:rFonts w:ascii="Arial" w:hAnsi="Arial" w:cs="Arial" w:eastAsia="Arial"/>
       <w:color w:val="595959" w:themeColor="text1" w:themeTint="A6"/>
     </w:rPr>
   </w:style>
@@ -1878,7 +1878,7 @@
     <w:semiHidden/>
     <w:rsid w:val="00C44E90"/>
     <w:rPr>
-      <w:rFonts w:eastAsiaTheme="majorEastAsia" w:cstheme="majorBidi"/>
+      <w:rFonts w:ascii="Arial" w:hAnsi="Arial" w:cs="Arial" w:eastAsia="Arial"/>
       <w:i/>
       <w:iCs/>
       <w:color w:val="272727" w:themeColor="text1" w:themeTint="D8"/>
@@ -1892,7 +1892,7 @@
     <w:semiHidden/>
     <w:rsid w:val="00C44E90"/>
     <w:rPr>
-      <w:rFonts w:eastAsiaTheme="majorEastAsia" w:cstheme="majorBidi"/>
+      <w:rFonts w:ascii="Arial" w:hAnsi="Arial" w:cs="Arial" w:eastAsia="Arial"/>
       <w:color w:val="272727" w:themeColor="text1" w:themeTint="D8"/>
     </w:rPr>
   </w:style>
@@ -1909,12 +1909,12 @@
       <w:contextualSpacing/>
     </w:pPr>
     <w:rPr>
-      <w:rFonts w:asciiTheme="majorHAnsi" w:eastAsiaTheme="majorEastAsia" w:hAnsiTheme="majorHAnsi" w:cstheme="majorBidi"/>
+      <w:rFonts w:ascii="Arial" w:hAnsi="Arial" w:cs="Arial" w:eastAsia="Arial"/>
       <w:color w:val="auto"/>
       <w:spacing w:val="-10"/>
       <w:kern w:val="28"/>
-      <w:sz w:val="56"/>
-      <w:szCs w:val="56"/>
+      <w:sz w:val="21"/>
+      <w:szCs w:val="21"/>
       <w:lang w:eastAsia="en-US"/>
     </w:rPr>
   </w:style>
@@ -1925,11 +1925,11 @@
     <w:uiPriority w:val="10"/>
     <w:rsid w:val="00C44E90"/>
     <w:rPr>
-      <w:rFonts w:asciiTheme="majorHAnsi" w:eastAsiaTheme="majorEastAsia" w:hAnsiTheme="majorHAnsi" w:cstheme="majorBidi"/>
+      <w:rFonts w:ascii="Arial" w:hAnsi="Arial" w:cs="Arial" w:eastAsia="Arial"/>
       <w:spacing w:val="-10"/>
       <w:kern w:val="28"/>
-      <w:sz w:val="56"/>
-      <w:szCs w:val="56"/>
+      <w:sz w:val="21"/>
+      <w:szCs w:val="21"/>
     </w:rPr>
   </w:style>
   <w:style w:type="paragraph" w:styleId="Subtitle">
@@ -1947,11 +1947,11 @@
       <w:spacing w:line="278" w:lineRule="auto"/>
     </w:pPr>
     <w:rPr>
-      <w:rFonts w:asciiTheme="minorHAnsi" w:eastAsiaTheme="majorEastAsia" w:hAnsiTheme="minorHAnsi" w:cstheme="majorBidi"/>
+      <w:rFonts w:ascii="Arial" w:hAnsi="Arial" w:cs="Arial" w:eastAsia="Arial"/>
       <w:color w:val="595959" w:themeColor="text1" w:themeTint="A6"/>
       <w:spacing w:val="15"/>
-      <w:sz w:val="28"/>
-      <w:szCs w:val="28"/>
+      <w:sz w:val="21"/>
+      <w:szCs w:val="21"/>
       <w:lang w:eastAsia="en-US"/>
     </w:rPr>
   </w:style>
@@ -1962,11 +1962,11 @@
     <w:uiPriority w:val="11"/>
     <w:rsid w:val="00C44E90"/>
     <w:rPr>
-      <w:rFonts w:eastAsiaTheme="majorEastAsia" w:cstheme="majorBidi"/>
+      <w:rFonts w:ascii="Arial" w:hAnsi="Arial" w:cs="Arial" w:eastAsia="Arial"/>
       <w:color w:val="595959" w:themeColor="text1" w:themeTint="A6"/>
       <w:spacing w:val="15"/>
-      <w:sz w:val="28"/>
-      <w:szCs w:val="28"/>
+      <w:sz w:val="21"/>
+      <w:szCs w:val="21"/>
     </w:rPr>
   </w:style>
   <w:style w:type="paragraph" w:styleId="Quote">
@@ -1982,11 +1982,11 @@
       <w:jc w:val="center"/>
     </w:pPr>
     <w:rPr>
-      <w:rFonts w:asciiTheme="minorHAnsi" w:eastAsiaTheme="minorHAnsi" w:hAnsiTheme="minorHAnsi" w:cstheme="minorBidi"/>
+      <w:rFonts w:ascii="Arial" w:hAnsi="Arial" w:cs="Arial" w:eastAsia="Arial"/>
       <w:i/>
       <w:iCs/>
       <w:color w:val="404040" w:themeColor="text1" w:themeTint="BF"/>
-      <w:sz w:val="24"/>
+      <w:sz w:val="21"/>
       <w:lang w:eastAsia="en-US"/>
     </w:rPr>
   </w:style>
@@ -2014,9 +2014,9 @@
       <w:contextualSpacing/>
     </w:pPr>
     <w:rPr>
-      <w:rFonts w:asciiTheme="minorHAnsi" w:eastAsiaTheme="minorHAnsi" w:hAnsiTheme="minorHAnsi" w:cstheme="minorBidi"/>
+      <w:rFonts w:ascii="Arial" w:hAnsi="Arial" w:cs="Arial" w:eastAsia="Arial"/>
       <w:color w:val="auto"/>
-      <w:sz w:val="24"/>
+      <w:sz w:val="21"/>
       <w:lang w:eastAsia="en-US"/>
     </w:rPr>
   </w:style>
@@ -2050,11 +2050,11 @@
       <w:jc w:val="center"/>
     </w:pPr>
     <w:rPr>
-      <w:rFonts w:asciiTheme="minorHAnsi" w:eastAsiaTheme="minorHAnsi" w:hAnsiTheme="minorHAnsi" w:cstheme="minorBidi"/>
+      <w:rFonts w:ascii="Arial" w:hAnsi="Arial" w:cs="Arial" w:eastAsia="Arial"/>
       <w:i/>
       <w:iCs/>
       <w:color w:val="0F4761" w:themeColor="accent1" w:themeShade="BF"/>
-      <w:sz w:val="24"/>
+      <w:sz w:val="21"/>
       <w:lang w:eastAsia="en-US"/>
     </w:rPr>
   </w:style>
@@ -2091,7 +2091,7 @@
       <w:spacing w:after="0" w:line="240" w:lineRule="auto"/>
     </w:pPr>
     <w:rPr>
-      <w:rFonts w:eastAsiaTheme="minorEastAsia"/>
+      <w:rFonts w:ascii="Arial" w:hAnsi="Arial" w:cs="Arial" w:eastAsia="Arial"/>
       <w:lang w:eastAsia="en-IN"/>
     </w:rPr>
     <w:tblPr>
